--- a/熊猫成仙，从青竹山开始/第一卷 龙蛇起陆/第025章 打断两条腿，写下三个字.docx
+++ b/熊猫成仙，从青竹山开始/第一卷 龙蛇起陆/第025章 打断两条腿，写下三个字.docx
@@ -1097,7 +1097,7 @@
           <w:sz w:val="27"/>
           <w:szCs w:val="27"/>
         </w:rPr>
-        <w:t xml:space="preserve">竹长庚看了她很久。</w:t>
+        <w:t xml:space="preserve">竹长庚看了她一眼，又看了一眼。</w:t>
       </w:r>
     </w:p>
     <w:p>
@@ -1349,7 +1349,7 @@
           <w:sz w:val="27"/>
           <w:szCs w:val="27"/>
         </w:rPr>
-        <w:t xml:space="preserve">“我在门外站了一个上午。”她说，“后来吴管事出来了，看见是我，愣了一下。他什么都没问，把我领到偏厅坐着，自己进去了，去了很久。”</w:t>
+        <w:t xml:space="preserve">“我在门外站了一个上午。”她说，“后来吴管事出来了，把我领到偏厅坐着，自己进去了，去了半个时辰。”</w:t>
       </w:r>
     </w:p>
     <w:p>
@@ -1531,7 +1531,7 @@
           <w:sz w:val="27"/>
           <w:szCs w:val="27"/>
         </w:rPr>
-        <w:t xml:space="preserve">竹长庚慢慢坐下来，坐下去的时候扶了一下桌子。</w:t>
+        <w:t xml:space="preserve">竹长庚坐下来，扶了一下桌子。</w:t>
       </w:r>
     </w:p>
     <w:p>
